--- a/introduction_fa.docx
+++ b/introduction_fa.docx
@@ -51,7 +51,7 @@
           <w:i w:val="0"/>
           <w:rtl/>
         </w:rPr>
-        <w:t>گزارشگری مالی به سیستم‌های اطلاعاتی وابسته است و سیستم‌های اطلاعاتی به امنیت. وقتی سیستم‌های یک واحد تجاری آسیب می‌بینند، اتکاپذیری داده‌هایی که صورت‌های مالی را می‌سازند، اثربخشی کنترل‌هایی که از آن‌ها محافظت می‌کنند و تداوم عملیاتی که پشت آن‌هاست زیر سؤال می‌رود. به همین دلیل ریسک سایبری از دغدغه واحد فناوری اطلاعات (IT) به موضوعی برای برنامه‌ریزی حسابرسی، ارزیابی کنترل داخلی و گزارش اطمینان‌بخشی تبدیل شده است.</w:t>
+        <w:t>اظهارنظر حسابرسی دربارهٔ اعداد است و حادثهٔ سایبری رویدادی در سیستم‌ها. فاصلهٔ این دو کوتاه است و کوتاه‌تر هم می‌شود. هر رقم در صورت‌های مالی از میان برنامه‌ها، واسط‌ها و پایگاه‌های داده‌ای گذشته که یک مهاجم می‌تواند آن‌ها را دستکاری، رمزگذاری یا استخراج کند، و بیشتر کنترل‌های داخلی که حسابرس ممکن است به آن‌ها تکیه کند را فناوری اطلاعات (IT) اجرا، پشتیبانی یا پایش می‌کند. ریسک سایبری بنابراین از سه مسیر به حسابرسی می‌رسد: اتکاپذیری اطلاعاتی که حسابرس رسیدگی می‌کند، اتکاپذیری کنترل‌هایی که ممکن است به آن‌ها تکیه کند، و توان واحد تجاری برای ادامهٔ فعالیت که بر قضاوت‌های تداوم فعالیت و افشا اثر می‌گذارد.</w:t>
       </w:r>
     </w:p>
     <w:p>
@@ -67,7 +67,7 @@
           <w:i w:val="0"/>
           <w:rtl/>
         </w:rPr>
-        <w:t>تدوین‌کنندگان استاندارد واکنش نشان داده‌اند. ISA 315 (بازنگری 2019) که برای دوره‌های مالی شروع‌شده از 15 دسامبر 2021 به بعد لازم‌الاجراست، از حسابرس می‌خواهد محیط IT و کنترل‌های عمومی IT واحد مورد رسیدگی را بشناسد و هنگام ارزیابی ریسک تحریف با اهمیت، ریسک‌های ناشی از IT را شناسایی کند (IAASB, 2019). حسابرسی داخلی نیز در همین مسیر است: استانداردهای جهانی حسابرسی داخلی از 9 ژانویه 2025 لازم‌الاجرا شد (IIA, 2024) و «الزام موضوعی امنیت سایبری» که 5 فوریه 2025 صادر شد، از 5 فوریه 2026 اجرایی شد (IIA, 2025).</w:t>
+        <w:t>تدوین‌کنندگان استاندارد این مسیرها را به رسمیت شناخته‌اند. ISA 315 (بازنگری 2019) که برای دوره‌های مالی شروع‌شده از 15 دسامبر 2021 به بعد لازم‌الاجراست، از حسابرس می‌خواهد محیط IT واحد مورد رسیدگی را بشناسد، برنامه‌های IT و کنترل‌های عمومی IT مهم برای پردازش اطلاعات را مشخص کند و ریسک‌های ناشی از IT را در چارچوب ارزیابی ریسک تحریف با اهمیت شناسایی و ارزیابی کند (IAASB, 2019). این بازنگری ارزیابی ریسک ذاتی را از ریسک کنترل جدا می‌کند، عوامل ریسک ذاتی مانند پیچیدگی، ذهنی‌بودن و تغییر را معرفی می‌کند و ریسک را طیفی می‌بیند؛ و اگر حسابرس قصد آزمون اثربخشی عملیاتی کنترل‌ها را نداشته باشد، ریسک تحریف با اهمیت برابر با ریسک ذاتی است. پس تصمیم به اتکا نکردن به کنترل‌ها، محیط IT را از ارزیابی ریسک بیرون نمی‌برد. حسابرسی داخلی نیز موازی حرکت کرده است: استانداردهای جهانی حسابرسی داخلی از 9 ژانویه 2025 لازم‌الاجرا شد (IIA, 2024) و «الزام موضوعی امنیت سایبری» که 5 فوریه 2025 صادر شد و از 5 فوریه 2026 اجرایی است، بر هر مأموریتی که جزء امنیت سایبری دارد اعمال می‌شود (IIA, 2025).</w:t>
       </w:r>
     </w:p>
     <w:p>
@@ -83,7 +83,7 @@
           <w:i w:val="0"/>
           <w:rtl/>
         </w:rPr>
-        <w:t>با این حال، راهنماهای در دسترس حسابرسان حول دو نقطه دید متفاوت سازمان‌یافته‌اند. چارچوب‌هایی مانند NIST CSF 2.0 که کارکرد Govern را افزود (NIST, 2024)، ISO/IEC 27005:2022 که با ISO/IEC 27001:2022 و ISO 31000:2018 همسو شده است (ISO/IEC, 2022) و معیارهای توصیف برنامه مدیریت ریسک سایبری AICPA (AICPA, 2017) می‌گویند یک سازمان چه باید بکند. استانداردهای حسابرسی می‌گویند حسابرس چه چیزی را باید بشناسد، ارزیابی کند و گزارش دهد. تا آنجا که می‌دانیم، منبعی این دو را در یک روایت واحد از آنچه ارزیابی ریسک سایبری در حسابرسی شامل می‌شود، ادغام نکرده است.</w:t>
+        <w:t>آنچه استانداردها فراهم نمی‌کنند محتوای ارزیابی ریسک سایبری است. استانداردها می‌گویند حسابرس چه چیزی را باید بشناسد؛ نمی‌گویند کدام تهدیدها، آسیب‌پذیری‌ها، توانمندی‌های کنترلی و ترتیبات حاکمیتی ارزیابی را می‌سازند. این محتوا از چارچوب‌هایی وام گرفته می‌شود که برای هدف دیگری نوشته شده‌اند. NIST CSF 2.0 پیامدهای امنیت سایبری را در شش کارکرد سازمان می‌دهد و در آخرین نسخه حاکمیت را به کارکردی مستقل ارتقا می‌دهد (NIST, 2024). ISO/IEC 27005:2022 مدیریت ریسک امنیت اطلاعات را با ISO/IEC 27001:2022 و ISO 31000:2018 همسو می‌کند، «اثر» را با «پیامد» جایگزین می‌کند و سناریوی ریسک را در کنار تمایز شناسایی رویدادمحور و دارایی‌محور معرفی می‌کند (ISO/IEC, 2022). معیارهای توصیف AICPA به واحد تجاری اجازه می‌دهند برنامه مدیریت ریسک سایبری خود، شامل ساختار حاکمیتی و فرایند ارزیابی ریسک، را در یک مأموریت رسیدگی داوطلبانه منتقل کند (AICPA, 2017). هر یک از این‌ها در خدمت سازمانی است که می‌خواهد ریسک سایبری را مدیریت کند یا نشان دهد که مدیریت می‌کند.</w:t>
       </w:r>
     </w:p>
     <w:p>
@@ -99,7 +99,7 @@
           <w:i w:val="0"/>
           <w:rtl/>
         </w:rPr>
-        <w:t>پیشینه پژوهش همین تقسیم را بازتاب می‌دهد. شواهد اولیه نشان داد حسابرسان داخلی بر ریسک‌های سنتی IT مانند حفاظت از دارایی، پردازش برنامه‌ها و یکپارچگی داده تمرکز دارند (Hermanson et al., 2000) و ریسک سیستم‌های اطلاعاتی را به برنامه‌ریزی حسابرسی پیوند دادند (Bedard et al., 2005). پژوهش‌های بعدی مدل‌های اطمینان‌بخشی را از COBIT، ISO، AICPA و NIST استخراج کردند (Kahyaoğlu &amp; Çalıyurt, 2018)، ویژگی‌های واحد حسابرسی داخلی مرتبط با حسابرسی امنیت سایبری را بررسی کردند (Islam et al., 2018) و پرسیدند آیا رابطه حسابرسی داخلی و امنیت اطلاعات بر پیامدهای امنیتی اثر دارد (Steinbart et al., 2018). Slapničar et al. (2022) شاخصی از اثربخشی حسابرسی امنیت سایبری با سه بخش برنامه‌ریزی، اجرا و گزارشگری ساختند. میانگین امتیاز 58 از 100 بود، برنامه‌ریزی و اجرا پیوند قوی داشتند و گزارشگری به هیئت‌مدیره پیوند ضعیف‌تری با آن‌ها نشان داد. پس از آن، عوامل مؤثر بر این اثربخشی با لنز نو‌نهادگرا بررسی شده (Vuko et al., 2024) و واکنش حسابرسان مستقل به حوادث سایبری از طریق حق‌الزحمه حسابرسی مطالعه شده است (Li et al., 2020).</w:t>
+        <w:t>وام‌گرفتن یک مسئله ترجمه می‌آفریند که ادبیات هنوز آن را نام‌گذاری نکرده است. ریسک حسابرس ریسکی برای ارائه منصفانه صورت‌های مالی است و در سطح ادعاها، گروه‌های معاملات و برنامه‌های IT پردازش‌کننده آن‌ها قرار دارد. ریسک سایبری سازمان ریسکی برای اهداف امنیتی است و در سطح دارایی‌ها، سناریوها و توانمندی‌های سازمانی قرار دارد. بین این دو سه ترجمه لازم است: ترجمه هدف (از محرمانگی، یکپارچگی و دسترس‌پذیری به ارائه منصفانه)، ترجمه واحد تحلیل (از دارایی یا سناریو به ادعا) و ترجمه شواهد (از توصیف سازمان از برنامه خود به شواهدی که حسابرس به دست می‌آورد و ارزیابی می‌کند). به‌نظر ما حرفه روایت مورد توافقی از این ترجمه‌ها ندارد؛ پس هر حسابرس آن‌ها را به‌صورت خصوصی انجام می‌دهد و ارزیابی‌ها ممکن است میان حسابرسان، موسسات و محیط‌ها به دلایلی تفاوت کنند که هیچ استانداردی توضیح نمی‌دهد.</w:t>
       </w:r>
     </w:p>
     <w:p>
@@ -115,7 +115,7 @@
           <w:i w:val="0"/>
           <w:rtl/>
         </w:rPr>
-        <w:t>ادبیات موازی درباره روش‌های ارزیابی ریسک از طرف دیگر به همان دشواری می‌رسد. روش‌های ارزیابی ریسک امنیت اطلاعات در میزان پوشش شناسایی، برآورد و ارزیابی ریسک تفاوت دارند (Wangen et al., 2018). رویکردهای تحلیل تصمیم و احتمالاتی پیشنهاد شده است (Ganin et al., 2020; Wang et al., 2020)، دیدگاه ایستای مبتنی بر چارچوب به‌دلیل نادیده‌گرفتن پویایی سازمان و تهدید نقد شده است (Armenia et al., 2021) و کمبود داده باز اندازه‌گیری کمی را محدود می‌کند: یک مرور نظام‌مند از 5219 مطالعه فقط 79 مجموعه داده یافت (Cremer et al., 2022). روش‌ها فراوان‌اند، اما اینکه حسابرس چه چیزی را باید ارزیابی کند و چه کسی باید آن را ارزیابی کند، پراکنده مانده است.</w:t>
+        <w:t>پژوهش‌های تجربی را می‌توان سه موج پرسش خواند که دور این مسئله می‌چرخند بی‌آنکه آن را جدا کنند. موج اول پرسید حسابرسان با ریسک IT چه می‌کنند. Hermanson et al. (2000) با پیمایش بیش از صد مدیر حسابرسی داخلی نشان دادند توجه بر ریسک‌های سنتی IT (حفاظت از دارایی، پردازش برنامه‌ها و یکپارچگی داده) متمرکز است و توسعه و تحصیل سیستم کمتر مورد توجه قرار می‌گیرد، و Bedard et al. (2005) بررسی کردند ریسک سیستم‌های اطلاعاتی چگونه وارد برنامه‌ریزی حسابرسی می‌شود. موج دوم پرسید اطمینان‌بخشی دربارهٔ امنیت سایبری چگونه باید سازمان یابد و چه چیزی میزان انجام آن را توضیح می‌دهد. Kahyaoğlu &amp; Çalıyurt (2018) فرایند اطمینان‌بخشی را از چهار چارچوب (COBIT، ISO، AICPA و NIST) استخراج کردند و برای حسابرسی داخلی نقشی محوری قائل شدند؛ Islam et al. (2018) میزان حسابرسی امنیت سایبری را به ویژگی‌های واحد حسابرسی داخلی، حاکمیت و کارکرد ریسک مرتبط کردند؛ و Steinbart et al. (2018) از این مشاهده آغاز کردند که شواهد تجربی دربارهٔ سهم حسابرسی داخلی در امنیت اطلاعات اندک است. موج سوم پرسید حسابرسی چقدر خوب است و چرا. Slapničar et al. (2022) اثربخشی حسابرسی امنیت سایبری را از راه برنامه‌ریزی، اجرا و گزارشگری سنجیدند، Vuko et al. (2024) عوامل آن را با لنز نو‌نهادگرا بررسی کردند و Li et al. (2020) پرسیدند آیا حسابرسان مستقل از راه حق‌الزحمه به حوادث سایبری واکنش نشان می‌دهند.</w:t>
       </w:r>
     </w:p>
     <w:p>
@@ -131,7 +131,7 @@
           <w:i w:val="0"/>
           <w:rtl/>
         </w:rPr>
-        <w:t>سه محدودیت می‌بینیم. نخست، مولفه‌های ارزیابی ریسک سایبری میان چارچوب‌ها، استانداردها و پژوهش‌هایی پراکنده است که واژگان و مرزهای متفاوت دارند. دوم، پژوهش‌های موجود معمولاً یک نقطه دید را می‌گیرند، یا مدیریت امنیت سازمان یا حسابرس، و درباره اینکه دو طرف در اهمیت چه مواردی توافق دارند اطلاع کمی داریم. سوم، شواهد درباره وزن‌دهی مولفه‌ها در محیط‌هایی غیر از آنچه بیشتر مطالعات در آن انجام شده‌اند اندک است.</w:t>
+        <w:t>سرنخ در موج سوم است. Slapničar et al. (2022) میانگین شاخص 58 از 100 و پیوند قوی میان برنامه‌ریزی و اجرا را گزارش می‌کنند، اما پیوند ضعیف‌تر هر دو با گزارشگری به هیئت‌مدیره؛ و شاخص آن‌ها همان‌گونه که انتظار می‌رفت با بلوغ مدیریت ریسک سایبری همراه بود، اما با احتمال حمله موفق نه. این را می‌توان گزاره‌ای دربارهٔ خود سازه خواند، نه دربارهٔ تلاش: یا آنچه اندازه‌گیری می‌شود آنچه یک ارزیابی را خوب می‌کند نمی‌گیرد، یا پیامدی که می‌توانست آن را اعتبارسنجی کند آن‌قدر نادر و کم‌مشاهده است که نمی‌تواند معیار باشد. در هر دو حالت، حوزه هنوز نمی‌تواند بگوید یک ارزیابی اثربخش باید چه مولفه‌هایی داشته باشد و در نتیجه نمی‌تواند آن را ارزیابی، آموزش یا استانداردسازی کند.</w:t>
       </w:r>
     </w:p>
     <w:p>
@@ -147,7 +147,7 @@
           <w:i w:val="0"/>
           <w:rtl/>
         </w:rPr>
-        <w:t>زمینه برای هر سه محدودیت اهمیت دارد. نظریه نهادی می‌گوید پذیرش استانداردها به فشارهای قانونی، تقلیدی و هنجاری پاسخ می‌دهد (DiMaggio &amp; Powell, 1983) و نظریه اقتضایی می‌گوید کاربرد رویه‌های کنترلی به شرایط سازمان بستگی دارد (Donaldson, 2001). واحدهای تجاری و حسابرسان ایرانی در شرایط مقرراتی، زیرساختی و تحریمی کار می‌کنند که با محیط شکل‌گیری بیشتر شواهد بالا متفاوت است؛ پس نمی‌توان فرض کرد اهمیت و قابلیت اجرای هر مولفه بدون تغییر منتقل شود. تا آنجا که می‌دانیم، مطالعه‌ای از هر دو دیدگاه سازمان مورد رسیدگی و حسابرس بررسی نکرده است که ارزیابی ریسک سایبری در حسابرسی ایران از چه مولفه‌هایی تشکیل می‌شود.</w:t>
+        <w:t>ادبیات موازی دربارهٔ روش‌های ارزیابی ریسک به دشواری مکملی می‌رسد. روش‌ها در میزان پوشش شناسایی، برآورد و ارزیابی ریسک تفاوت دارند (Wangen et al., 2018)؛ مدل‌های تحلیل تصمیم و احتمالاتی برای ادغام تهدید، آسیب‌پذیری و پیامد پیشنهاد شده‌اند (Ganin et al., 2020; Wang et al., 2020)؛ و دیدگاه‌های مبتنی بر چارچوب به‌خاطر ارائه تصویری ایستا که پویایی سازمان و تهدید را نادیده می‌گیرد نقد شده‌اند (Armenia et al., 2021). با این حال کمی‌سازی به داده محدود است: یک مرور نظام‌مند از 5219 مطالعه فقط 79 مجموعه داده یافت (Cremer et al., 2022). بنابراین در بیشتر محیط‌های حسابرسی، ارزیابی ریسک سایبری قضاوت حرفه‌ای ساختاریافته است و خواهد ماند، و کیفیت قضاوت به این بستگی دارد که چه چیزی قضاوت می‌شود. ادبیات حسابرسی بررسی می‌کند چه مقدار ارزیابی و توسط چه کسی انجام می‌شود؛ ادبیات روش‌ها بررسی می‌کند ریسک چگونه مدل می‌شود؛ هیچ‌کدام مجموعه مولفه‌هایی را که یک ارزیابی مبتنی بر قضاوت توسط حسابرس باید پوشش دهد مشخص نمی‌کند.</w:t>
       </w:r>
     </w:p>
     <w:p>
@@ -163,7 +163,39 @@
           <w:i w:val="0"/>
           <w:rtl/>
         </w:rPr>
-        <w:t>بنابراین سه پرسش مطرح می‌کنیم. RQ1: چه مولفه‌هایی از ارزیابی ریسک سایبری در حسابرسی در چارچوب‌های بین‌المللی، استانداردهای حسابرسی و پیشینه پژوهش آمده‌اند؟ RQ2: خبرگان ایرانی کدام مولفه‌ها را مهم و قابل اجرا می‌دانند و چه مولفه‌های بومی دیگری را شناسایی می‌کنند؟ RQ3: دیدگاه سازمان‌های مورد رسیدگی و دیدگاه حسابرسان در اهمیتی که به مولفه‌ها می‌دهند چه تفاوتی دارد؟ در سه گام پیش می‌رویم. نخست، پیشینه را ترکیب می‌کنیم و مولفه‌های کاندید را با منابع AICPA، NIST، ISO و استانداردهای حسابرسی بالا نگاشت می‌کنیم که 30 مولفه در هفت بُعد می‌دهد. دوم، آن‌ها را در یک مطالعه دلفی با دو پانل خبره، یکی از سازمان‌های مورد رسیدگی و یکی از حسابرسان، اعتبارسنجی و بومی‌سازی می‌کنیم. سوم، پانل‌ها را مولفه‌به‌مولفه مقایسه می‌کنیم.</w:t>
+        <w:t>دو ویژگی دیگر مسئله را تیزتر می‌کند. نخست اینکه پرسش ذاتاً دوطرفه است. سازمان دانش سیستم‌های خود را دارد؛ حسابرس مسئولیت اظهارنظر را؛ و هر یک با اطلاعات، انگیزه‌ها و محدودیت‌های متفاوتی روبه‌رو است. هرجا دو طرف در اینکه چه چیزی مهم است توافق دارند، اتکا، ارتباط و هماهنگی شدنی می‌شود؛ هرجا فاصله دارند، شکافی در ارزیابی باز می‌شود که هیچ پژوهش تک‌طرفه‌ای آن را نشان نمی‌دهد. مطالعات پیشین یک طرف یا آمیزه‌ای از نقش‌ها را نمونه گرفته‌اند: مدیران حسابرسی داخلی در Hermanson et al. (2000)، حسابرسان و مدیران ارشد حسابرسی در Slapničar et al. (2022) و واحدهای حسابرسی داخلی در Islam et al. (2018). تا آنجا که می‌دانیم، هیچ‌کدام هر دو طرف را بر پایه یک مجموعه مولفه مشترک نمی‌سنجند.</w:t>
+      </w:r>
+    </w:p>
+    <w:p>
+      <w:pPr>
+        <w:spacing w:after="160" w:line="360" w:lineRule="auto"/>
+        <w:bidi/>
+        <w:jc w:val="right"/>
+      </w:pPr>
+      <w:r>
+        <w:rPr>
+          <w:rFonts w:ascii="Arial" w:hAnsi="Arial" w:cs="Arial"/>
+          <w:b w:val="0"/>
+          <w:i w:val="0"/>
+          <w:rtl/>
+        </w:rPr>
+        <w:t>ویژگی دوم زمینه است. نظریه نهادی می‌گوید پذیرش استانداردها به فشارهای قانونی، تقلیدی و هنجاری پاسخ می‌دهد (DiMaggio &amp; Powell, 1983) و نظریه اقتضایی می‌گوید سودمندی رویه‌های کنترلی به شرایط سازمان بستگی دارد (Donaldson, 2001). مولفه‌هایی که در محیط‌هایی با حرفه بالغ حسابرسی IT، متخصص در دسترس، سازوکارهای اطمینان‌بخشی جاافتاده و افشای معمول حوادث اعتبارسنجی شده‌اند، فرض‌های پنهانی درباره شرایط توانمندساز دارند. هرجا این شرایط فرق کند، یک مولفه ممکن است مهم بماند ولی غیرقابل اجرا شود، یا فقط به شکل تغییریافته قابل اجرا باشد؛ یعنی اهمیت و قابلیت اجرا باید جدا سنجیده شوند. واحدهای تجاری و حسابرسان ایرانی در شرایط مقرراتی، زیرساختی و تحریمی کار می‌کنند که با محیطی که بیشتر شواهد بالا در آن گردآوری شده تفاوت دارد. تا آنجا که می‌دانیم، مطالعه‌ای از هر دو طرف بررسی نکرده است که ارزیابی ریسک سایبری در حسابرسی ایران از چه مولفه‌هایی تشکیل می‌شود.</w:t>
+      </w:r>
+    </w:p>
+    <w:p>
+      <w:pPr>
+        <w:spacing w:after="160" w:line="360" w:lineRule="auto"/>
+        <w:bidi/>
+        <w:jc w:val="right"/>
+      </w:pPr>
+      <w:r>
+        <w:rPr>
+          <w:rFonts w:ascii="Arial" w:hAnsi="Arial" w:cs="Arial"/>
+          <w:b w:val="0"/>
+          <w:i w:val="0"/>
+          <w:rtl/>
+        </w:rPr>
+        <w:t>این مشاهدات در یک شکاف به هم می‌رسند: سازه ارزیابی ریسک سایبری در حسابرسی کم‌مشخص (مجموعه مولفه‌های مورد توافق ندارد)، یک‌طرفه (هر بار از یک نقطه دید بررسی شده) و آزمون‌نشده در زمینه (منتقل‌شدنی فرض شده) است. سه شاخه این شکاف را به‌ترتیب و با سه پرسش پاسخ می‌دهیم. RQ1: چه مولفه‌هایی از ارزیابی ریسک سایبری در حسابرسی در چارچوب‌های بین‌المللی، استانداردهای حسابرسی و پیشینه پژوهش آمده‌اند؟ RQ2: خبرگان ایرانی کدام مولفه‌ها را مهم و قابل اجرا می‌دانند و چه مولفه‌های بومی می‌افزایند؟ RQ3: دیدگاه سازمان‌های مورد رسیدگی و دیدگاه حسابرسان در اهمیتی که به مولفه‌ها می‌دهند چه تفاوتی دارد؟ هر انتخاب طرح پاسخ یک شاخه است. ترکیب نظام‌مند و نگاشت با منابع AICPA، NIST، ISO و استانداردهای حسابرسی به کم‌مشخص‌بودن پاسخ می‌دهد و 30 مولفه کاندید در هفت بُعد می‌دهد. دو پانل خبره، یکی از سازمان‌های مورد رسیدگی و یکی از حسابرسان، که همان مولفه‌ها را امتیاز می‌دهند، به یک‌طرفه‌بودن پاسخ می‌دهند. امتیازدهی جدا برای اهمیت و قابلیت اجرا همراه با پرسش‌های باز به زمینه پاسخ می‌دهد. طرح دلفی را انتخاب می‌کنیم چون کمبود داده (Cremer et al., 2022) اجماع آگاهانه را بهترین معیار موجود برای اعتبارسنجی سازه‌ای می‌گذارد که مولفه‌هایش هنوز با پیامد آزمون‌پذیر نیست.</w:t>
       </w:r>
     </w:p>
     <w:p>
@@ -180,7 +212,7 @@
           <w:color w:val="C00000"/>
           <w:rtl/>
         </w:rPr>
-        <w:t>[یک یا دو جمله درباره یافته‌های اصلی پس از تکمیل تحلیل اضافه شود: مولفه‌هایی که به اجماع رسیدند، مولفه‌هایی که خبرگان افزودند و بیشترین شکاف بین دو پانل.]</w:t>
+        <w:t>[دو یا سه جمله درباره یافته‌های اصلی پس از تکمیل تحلیل اضافه شود: مولفه‌هایی که به اجماع رسیدند، مولفه‌هایی که خبرگان افزودند، مولفه‌هایی که مهم ولی غیرقابل‌اجرا ارزیابی شدند و بیشترین شکاف بین دو پانل.]</w:t>
       </w:r>
     </w:p>
     <w:p>
@@ -196,7 +228,7 @@
           <w:i w:val="0"/>
           <w:rtl/>
         </w:rPr>
-        <w:t>این مطالعه از سه جهت سهم دارد. از نظر نظری، چارچوب‌های سازمان‌محور و استانداردهای حسابرسی را در یک روایت سه‌لایه از ارزیابی ریسک سایبری (مدل ریسک، چرخه مدیریت و اطمینان‌بخشی) ادغام می‌کند و نشان می‌دهد دو نقطه دید کجا به هم می‌رسند و کجا فاصله می‌گیرند. از نظر روش‌شناختی، نگاشتی ردیابی‌پذیر از استانداردها و پیشینه به مولفه‌ها ارائه می‌دهد و با طرح دلفی دوپانلی، مقایسه دیدگاه‌ها را صریح می‌کند، نه مفروض. از نظر عملی، مولفه‌های اعتبارسنجی‌شده به حسابرسان و موسسات حسابرسی مبنایی ساختاریافته برای برنامه‌ریزی ارزیابی ریسک سایبری می‌دهند، به سازمان‌ها تصویری از آنچه حسابرسان احتمالاً بررسی می‌کنند ارائه می‌کنند و به نهادهای ناظر و حرفه‌ای ایران شواهدی برای آموزش، راهنما و استانداردگذاری می‌دهند. این مولفه‌ها همچنین مبنای اندازه‌گیری برای پژوهش بعدی‌اند که روابط ساختاری میان آن‌ها را آزمون می‌کند.</w:t>
+        <w:t>این مطالعه چهار سهم دارد. نخست، مسئله ترجمه را نام می‌گذارد و ساختار می‌دهد: ارزیابی ریسک سایبری در حسابرسی را در مدل ریسک، چرخه مدیریت و لایه اطمینان‌بخشی سازمان می‌دهد و هر مولفه را در آن‌ها جای می‌دهد. دوم، نخستین شواهد دوطرفه را دربارهٔ آنچه سازمان و حسابرس هر یک جزء ارزیابی می‌دانند فراهم می‌کند و نشان می‌دهد کجا هم‌گرا و کجا واگرا هستند. سوم، اهمیت را از قابلیت اجرا جدا می‌کند در محیطی که شرایط توانمندساز آن با فرض بیشتر پژوهش‌های پیشین فرق دارد؛ این کار یافته‌ها را به راهنمایی تبدیل می‌کند که نشان می‌دهد استاندارد، آموزش و مقررات کجا باید سرمایه‌گذاری کنند. چهارم، مجموعه مولفه اعتبارسنجی‌شده‌ای می‌دهد که مبنای اندازه‌گیری برای مقیاس‌سازی و پژوهش بعدی دربارهٔ روابط ساختاری میان مولفه‌هاست. برای حسابرسان و موسسات حسابرسی، مولفه‌ها مبنایی ساختاریافته برای برنامه‌ریزی ارزیابی ریسک سایبری است؛ برای سازمان‌ها، تصویری از آنچه حسابرسان احتمالاً بررسی می‌کنند؛ و برای نهادهای ناظر و حرفه‌ای، شواهدی برای آموزش، راهنما و استانداردگذاری.</w:t>
       </w:r>
     </w:p>
     <w:p>
@@ -212,7 +244,7 @@
           <w:i w:val="0"/>
           <w:rtl/>
         </w:rPr>
-        <w:t>ادامه مقاله به این صورت سازمان یافته است. بخش 2 مبانی نظری و مولفه‌های کاندید را توسعه می‌دهد. بخش 3 طرح پژوهش، پانل‌های خبره و معیارهای اجماع را توضیح می‌دهد. بخش 4 نتایج را همراه با مقایسه دو پانل گزارش می‌کند. بخش 5 یافته‌ها، پیامدها، محدودیت‌ها و مسیرهای پژوهش آینده را بحث می‌کند.</w:t>
+        <w:t>مخاطرات این مسئله هم عملی است و هم علمی. تا زمانی که سازه مشخص نشود، اثربخشی ارزیابی ریسک سایبری اندازه‌گیری‌شدنی نیست، همکاری حسابرس و متخصص طراحی‌شدنی نیست و استانداردها را نمی‌توان با محیط‌هایی که در آن‌ها به کار می‌روند تنظیم کرد. این مقاله سازه را مشخص می‌کند، با کسانی که باید با آن زندگی کنند آزمون می‌کند و نشان می‌دهد حرفه و واحدهایی که حسابرسی می‌کند در اینکه چه چیزی مهم است کجا اختلاف دارند. ادامه مقاله چنین سازمان یافته است. بخش 2 مبانی نظری و مولفه‌های کاندید را توسعه می‌دهد. بخش 3 طرح پژوهش، پانل‌های خبره و معیارهای اجماع را توضیح می‌دهد. بخش 4 نتایج را همراه با مقایسه دو پانل گزارش می‌کند. بخش 5 یافته‌ها، پیامدها، محدودیت‌ها و مسیرهای پژوهش آینده را بحث می‌کند.</w:t>
       </w:r>
     </w:p>
     <w:p>
@@ -745,7 +777,7 @@
                 <w:sz w:val="18"/>
                 <w:rtl/>
               </w:rPr>
-              <w:t>انگیزه (قلمرو)</w:t>
+              <w:t>قلاب و مخاطرات</w:t>
             </w:r>
           </w:p>
         </w:tc>
@@ -771,7 +803,7 @@
                 <w:sz w:val="18"/>
                 <w:rtl/>
               </w:rPr>
-              <w:t>چرا ریسک سایبری برای گزارشگری مالی و اطمینان‌بخشی مهم است</w:t>
+              <w:t>ریسک سایبری از سه مسیر به حسابرسی می‌رسد</w:t>
             </w:r>
           </w:p>
         </w:tc>
@@ -797,7 +829,7 @@
                 <w:sz w:val="18"/>
                 <w:rtl/>
               </w:rPr>
-              <w:t>—</w:t>
+              <w:t>استدلال (بدون ارجاع)</w:t>
             </w:r>
           </w:p>
         </w:tc>
@@ -851,7 +883,7 @@
                 <w:sz w:val="18"/>
                 <w:rtl/>
               </w:rPr>
-              <w:t>بافت مقرراتی</w:t>
+              <w:t>استانداردها</w:t>
             </w:r>
           </w:p>
         </w:tc>
@@ -877,7 +909,7 @@
                 <w:sz w:val="18"/>
                 <w:rtl/>
               </w:rPr>
-              <w:t>نشان می‌دهد موضوع به‌روز و الزام‌آور است</w:t>
+              <w:t>استانداردها این مسیرها را به رسمیت شناخته‌اند</w:t>
             </w:r>
           </w:p>
         </w:tc>
@@ -957,7 +989,7 @@
                 <w:sz w:val="18"/>
                 <w:rtl/>
               </w:rPr>
-              <w:t>چارچوب‌بندی مسئله</w:t>
+              <w:t>محتوا از کجا می‌آید</w:t>
             </w:r>
           </w:p>
         </w:tc>
@@ -983,7 +1015,7 @@
                 <w:sz w:val="18"/>
                 <w:rtl/>
               </w:rPr>
-              <w:t>دو نقطه دید و نبود ادغام</w:t>
+              <w:t>محتوا از چارچوب‌های سازمان‌محور با هدف دیگر وام گرفته می‌شود</w:t>
             </w:r>
           </w:p>
         </w:tc>
@@ -1063,7 +1095,7 @@
                 <w:sz w:val="18"/>
                 <w:rtl/>
               </w:rPr>
-              <w:t>پیشینه حسابرسی</w:t>
+              <w:t>ایده مرکزی</w:t>
             </w:r>
           </w:p>
         </w:tc>
@@ -1089,7 +1121,113 @@
                 <w:sz w:val="18"/>
                 <w:rtl/>
               </w:rPr>
-              <w:t>آنچه می‌دانیم، به ترتیب</w:t>
+              <w:t>مسئله ترجمه: هدف، واحد تحلیل، شواهد</w:t>
+            </w:r>
+          </w:p>
+        </w:tc>
+        <w:tc>
+          <w:tcPr>
+            <w:tcW w:type="dxa" w:w="3402"/>
+          </w:tcPr>
+          <w:p>
+            <w:pPr>
+              <w:bidi/>
+              <w:jc w:val="right"/>
+            </w:pPr>
+            <w:r>
+              <w:rPr>
+                <w:rFonts w:ascii="Arial" w:hAnsi="Arial" w:cs="Arial"/>
+                <w:rtl/>
+              </w:rPr>
+            </w:r>
+            <w:r>
+              <w:rPr>
+                <w:rFonts w:ascii="Arial" w:hAnsi="Arial" w:cs="Arial"/>
+                <w:b w:val="0"/>
+                <w:sz w:val="18"/>
+                <w:rtl/>
+              </w:rPr>
+              <w:t>لنز تحلیلی نویسندگان</w:t>
+            </w:r>
+          </w:p>
+        </w:tc>
+      </w:tr>
+      <w:tr>
+        <w:tc>
+          <w:tcPr>
+            <w:tcW w:type="dxa" w:w="567"/>
+          </w:tcPr>
+          <w:p>
+            <w:pPr>
+              <w:bidi/>
+              <w:jc w:val="right"/>
+            </w:pPr>
+            <w:r>
+              <w:rPr>
+                <w:rFonts w:ascii="Arial" w:hAnsi="Arial" w:cs="Arial"/>
+                <w:rtl/>
+              </w:rPr>
+            </w:r>
+            <w:r>
+              <w:rPr>
+                <w:rFonts w:ascii="Arial" w:hAnsi="Arial" w:cs="Arial"/>
+                <w:b w:val="0"/>
+                <w:sz w:val="18"/>
+                <w:rtl/>
+              </w:rPr>
+              <w:t>5</w:t>
+            </w:r>
+          </w:p>
+        </w:tc>
+        <w:tc>
+          <w:tcPr>
+            <w:tcW w:type="dxa" w:w="1984"/>
+          </w:tcPr>
+          <w:p>
+            <w:pPr>
+              <w:bidi/>
+              <w:jc w:val="right"/>
+            </w:pPr>
+            <w:r>
+              <w:rPr>
+                <w:rFonts w:ascii="Arial" w:hAnsi="Arial" w:cs="Arial"/>
+                <w:rtl/>
+              </w:rPr>
+            </w:r>
+            <w:r>
+              <w:rPr>
+                <w:rFonts w:ascii="Arial" w:hAnsi="Arial" w:cs="Arial"/>
+                <w:b w:val="0"/>
+                <w:sz w:val="18"/>
+                <w:rtl/>
+              </w:rPr>
+              <w:t>روند مطالعاتی</w:t>
+            </w:r>
+          </w:p>
+        </w:tc>
+        <w:tc>
+          <w:tcPr>
+            <w:tcW w:type="dxa" w:w="3118"/>
+          </w:tcPr>
+          <w:p>
+            <w:pPr>
+              <w:bidi/>
+              <w:jc w:val="right"/>
+            </w:pPr>
+            <w:r>
+              <w:rPr>
+                <w:rFonts w:ascii="Arial" w:hAnsi="Arial" w:cs="Arial"/>
+                <w:rtl/>
+              </w:rPr>
+            </w:r>
+            <w:r>
+              <w:rPr>
+                <w:rFonts w:ascii="Arial" w:hAnsi="Arial" w:cs="Arial"/>
+                <w:b w:val="0"/>
+                <w:sz w:val="18"/>
+                <w:rtl/>
+              </w:rPr>
+              <w:t>سه موج پرسش</w:t>
             </w:r>
           </w:p>
         </w:tc>
@@ -1143,7 +1281,7 @@
                 <w:sz w:val="18"/>
                 <w:rtl/>
               </w:rPr>
-              <w:t>5</w:t>
+              <w:t>6</w:t>
             </w:r>
           </w:p>
         </w:tc>
@@ -1169,7 +1307,7 @@
                 <w:sz w:val="18"/>
                 <w:rtl/>
               </w:rPr>
-              <w:t>پیشینه روش‌ها</w:t>
+              <w:t>سرنخ</w:t>
             </w:r>
           </w:p>
         </w:tc>
@@ -1195,7 +1333,113 @@
                 <w:sz w:val="18"/>
                 <w:rtl/>
               </w:rPr>
-              <w:t>همان دشواری از طرف روش‌ها</w:t>
+              <w:t>شاخص اثربخشی با بلوغ هم‌راه است نه احتمال حمله: مسئله سازه</w:t>
+            </w:r>
+          </w:p>
+        </w:tc>
+        <w:tc>
+          <w:tcPr>
+            <w:tcW w:type="dxa" w:w="3402"/>
+          </w:tcPr>
+          <w:p>
+            <w:pPr>
+              <w:bidi/>
+              <w:jc w:val="right"/>
+            </w:pPr>
+            <w:r>
+              <w:rPr>
+                <w:rFonts w:ascii="Arial" w:hAnsi="Arial" w:cs="Arial"/>
+                <w:rtl/>
+              </w:rPr>
+            </w:r>
+            <w:r>
+              <w:rPr>
+                <w:rFonts w:ascii="Arial" w:hAnsi="Arial" w:cs="Arial"/>
+                <w:b w:val="0"/>
+                <w:sz w:val="18"/>
+                <w:rtl/>
+              </w:rPr>
+              <w:t>Slapničar 2022</w:t>
+            </w:r>
+          </w:p>
+        </w:tc>
+      </w:tr>
+      <w:tr>
+        <w:tc>
+          <w:tcPr>
+            <w:tcW w:type="dxa" w:w="567"/>
+          </w:tcPr>
+          <w:p>
+            <w:pPr>
+              <w:bidi/>
+              <w:jc w:val="right"/>
+            </w:pPr>
+            <w:r>
+              <w:rPr>
+                <w:rFonts w:ascii="Arial" w:hAnsi="Arial" w:cs="Arial"/>
+                <w:rtl/>
+              </w:rPr>
+            </w:r>
+            <w:r>
+              <w:rPr>
+                <w:rFonts w:ascii="Arial" w:hAnsi="Arial" w:cs="Arial"/>
+                <w:b w:val="0"/>
+                <w:sz w:val="18"/>
+                <w:rtl/>
+              </w:rPr>
+              <w:t>7</w:t>
+            </w:r>
+          </w:p>
+        </w:tc>
+        <w:tc>
+          <w:tcPr>
+            <w:tcW w:type="dxa" w:w="1984"/>
+          </w:tcPr>
+          <w:p>
+            <w:pPr>
+              <w:bidi/>
+              <w:jc w:val="right"/>
+            </w:pPr>
+            <w:r>
+              <w:rPr>
+                <w:rFonts w:ascii="Arial" w:hAnsi="Arial" w:cs="Arial"/>
+                <w:rtl/>
+              </w:rPr>
+            </w:r>
+            <w:r>
+              <w:rPr>
+                <w:rFonts w:ascii="Arial" w:hAnsi="Arial" w:cs="Arial"/>
+                <w:b w:val="0"/>
+                <w:sz w:val="18"/>
+                <w:rtl/>
+              </w:rPr>
+              <w:t>جریان روش‌ها</w:t>
+            </w:r>
+          </w:p>
+        </w:tc>
+        <w:tc>
+          <w:tcPr>
+            <w:tcW w:type="dxa" w:w="3118"/>
+          </w:tcPr>
+          <w:p>
+            <w:pPr>
+              <w:bidi/>
+              <w:jc w:val="right"/>
+            </w:pPr>
+            <w:r>
+              <w:rPr>
+                <w:rFonts w:ascii="Arial" w:hAnsi="Arial" w:cs="Arial"/>
+                <w:rtl/>
+              </w:rPr>
+            </w:r>
+            <w:r>
+              <w:rPr>
+                <w:rFonts w:ascii="Arial" w:hAnsi="Arial" w:cs="Arial"/>
+                <w:b w:val="0"/>
+                <w:sz w:val="18"/>
+                <w:rtl/>
+              </w:rPr>
+              <w:t>محدودیت داده، ارزیابی را قضاوت ساختاریافته می‌کند؛ مولفه‌ها نامشخص</w:t>
             </w:r>
           </w:p>
         </w:tc>
@@ -1249,7 +1493,7 @@
                 <w:sz w:val="18"/>
                 <w:rtl/>
               </w:rPr>
-              <w:t>6</w:t>
+              <w:t>8</w:t>
             </w:r>
           </w:p>
         </w:tc>
@@ -1275,7 +1519,7 @@
                 <w:sz w:val="18"/>
                 <w:rtl/>
               </w:rPr>
-              <w:t>شکاف (niche)</w:t>
+              <w:t>شکاف 2: دوطرفه</w:t>
             </w:r>
           </w:p>
         </w:tc>
@@ -1301,7 +1545,325 @@
                 <w:sz w:val="18"/>
                 <w:rtl/>
               </w:rPr>
-              <w:t>سه محدودیت</w:t>
+              <w:t>هیچ مطالعه‌ای دو طرف را بر یک مجموعه مولفه نمی‌سنجد</w:t>
+            </w:r>
+          </w:p>
+        </w:tc>
+        <w:tc>
+          <w:tcPr>
+            <w:tcW w:type="dxa" w:w="3402"/>
+          </w:tcPr>
+          <w:p>
+            <w:pPr>
+              <w:bidi/>
+              <w:jc w:val="right"/>
+            </w:pPr>
+            <w:r>
+              <w:rPr>
+                <w:rFonts w:ascii="Arial" w:hAnsi="Arial" w:cs="Arial"/>
+                <w:rtl/>
+              </w:rPr>
+            </w:r>
+            <w:r>
+              <w:rPr>
+                <w:rFonts w:ascii="Arial" w:hAnsi="Arial" w:cs="Arial"/>
+                <w:b w:val="0"/>
+                <w:sz w:val="18"/>
+                <w:rtl/>
+              </w:rPr>
+              <w:t>Hermanson; Slapničar; Islam</w:t>
+            </w:r>
+          </w:p>
+        </w:tc>
+      </w:tr>
+      <w:tr>
+        <w:tc>
+          <w:tcPr>
+            <w:tcW w:type="dxa" w:w="567"/>
+          </w:tcPr>
+          <w:p>
+            <w:pPr>
+              <w:bidi/>
+              <w:jc w:val="right"/>
+            </w:pPr>
+            <w:r>
+              <w:rPr>
+                <w:rFonts w:ascii="Arial" w:hAnsi="Arial" w:cs="Arial"/>
+                <w:rtl/>
+              </w:rPr>
+            </w:r>
+            <w:r>
+              <w:rPr>
+                <w:rFonts w:ascii="Arial" w:hAnsi="Arial" w:cs="Arial"/>
+                <w:b w:val="0"/>
+                <w:sz w:val="18"/>
+                <w:rtl/>
+              </w:rPr>
+              <w:t>9</w:t>
+            </w:r>
+          </w:p>
+        </w:tc>
+        <w:tc>
+          <w:tcPr>
+            <w:tcW w:type="dxa" w:w="1984"/>
+          </w:tcPr>
+          <w:p>
+            <w:pPr>
+              <w:bidi/>
+              <w:jc w:val="right"/>
+            </w:pPr>
+            <w:r>
+              <w:rPr>
+                <w:rFonts w:ascii="Arial" w:hAnsi="Arial" w:cs="Arial"/>
+                <w:rtl/>
+              </w:rPr>
+            </w:r>
+            <w:r>
+              <w:rPr>
+                <w:rFonts w:ascii="Arial" w:hAnsi="Arial" w:cs="Arial"/>
+                <w:b w:val="0"/>
+                <w:sz w:val="18"/>
+                <w:rtl/>
+              </w:rPr>
+              <w:t>شکاف 3: زمینه</w:t>
+            </w:r>
+          </w:p>
+        </w:tc>
+        <w:tc>
+          <w:tcPr>
+            <w:tcW w:type="dxa" w:w="3118"/>
+          </w:tcPr>
+          <w:p>
+            <w:pPr>
+              <w:bidi/>
+              <w:jc w:val="right"/>
+            </w:pPr>
+            <w:r>
+              <w:rPr>
+                <w:rFonts w:ascii="Arial" w:hAnsi="Arial" w:cs="Arial"/>
+                <w:rtl/>
+              </w:rPr>
+            </w:r>
+            <w:r>
+              <w:rPr>
+                <w:rFonts w:ascii="Arial" w:hAnsi="Arial" w:cs="Arial"/>
+                <w:b w:val="0"/>
+                <w:sz w:val="18"/>
+                <w:rtl/>
+              </w:rPr>
+              <w:t>اهمیت و قابلیت اجرا باید جدا سنجیده شوند</w:t>
+            </w:r>
+          </w:p>
+        </w:tc>
+        <w:tc>
+          <w:tcPr>
+            <w:tcW w:type="dxa" w:w="3402"/>
+          </w:tcPr>
+          <w:p>
+            <w:pPr>
+              <w:bidi/>
+              <w:jc w:val="right"/>
+            </w:pPr>
+            <w:r>
+              <w:rPr>
+                <w:rFonts w:ascii="Arial" w:hAnsi="Arial" w:cs="Arial"/>
+                <w:rtl/>
+              </w:rPr>
+            </w:r>
+            <w:r>
+              <w:rPr>
+                <w:rFonts w:ascii="Arial" w:hAnsi="Arial" w:cs="Arial"/>
+                <w:b w:val="0"/>
+                <w:sz w:val="18"/>
+                <w:rtl/>
+              </w:rPr>
+              <w:t>DiMaggio &amp; Powell; Donaldson</w:t>
+            </w:r>
+          </w:p>
+        </w:tc>
+      </w:tr>
+      <w:tr>
+        <w:tc>
+          <w:tcPr>
+            <w:tcW w:type="dxa" w:w="567"/>
+          </w:tcPr>
+          <w:p>
+            <w:pPr>
+              <w:bidi/>
+              <w:jc w:val="right"/>
+            </w:pPr>
+            <w:r>
+              <w:rPr>
+                <w:rFonts w:ascii="Arial" w:hAnsi="Arial" w:cs="Arial"/>
+                <w:rtl/>
+              </w:rPr>
+            </w:r>
+            <w:r>
+              <w:rPr>
+                <w:rFonts w:ascii="Arial" w:hAnsi="Arial" w:cs="Arial"/>
+                <w:b w:val="0"/>
+                <w:sz w:val="18"/>
+                <w:rtl/>
+              </w:rPr>
+              <w:t>10</w:t>
+            </w:r>
+          </w:p>
+        </w:tc>
+        <w:tc>
+          <w:tcPr>
+            <w:tcW w:type="dxa" w:w="1984"/>
+          </w:tcPr>
+          <w:p>
+            <w:pPr>
+              <w:bidi/>
+              <w:jc w:val="right"/>
+            </w:pPr>
+            <w:r>
+              <w:rPr>
+                <w:rFonts w:ascii="Arial" w:hAnsi="Arial" w:cs="Arial"/>
+                <w:rtl/>
+              </w:rPr>
+            </w:r>
+            <w:r>
+              <w:rPr>
+                <w:rFonts w:ascii="Arial" w:hAnsi="Arial" w:cs="Arial"/>
+                <w:b w:val="0"/>
+                <w:sz w:val="18"/>
+                <w:rtl/>
+              </w:rPr>
+              <w:t>بیان شکاف و طرح</w:t>
+            </w:r>
+          </w:p>
+        </w:tc>
+        <w:tc>
+          <w:tcPr>
+            <w:tcW w:type="dxa" w:w="3118"/>
+          </w:tcPr>
+          <w:p>
+            <w:pPr>
+              <w:bidi/>
+              <w:jc w:val="right"/>
+            </w:pPr>
+            <w:r>
+              <w:rPr>
+                <w:rFonts w:ascii="Arial" w:hAnsi="Arial" w:cs="Arial"/>
+                <w:rtl/>
+              </w:rPr>
+            </w:r>
+            <w:r>
+              <w:rPr>
+                <w:rFonts w:ascii="Arial" w:hAnsi="Arial" w:cs="Arial"/>
+                <w:b w:val="0"/>
+                <w:sz w:val="18"/>
+                <w:rtl/>
+              </w:rPr>
+              <w:t>کم‌مشخص، یک‌طرفه، آزمون‌نشده؛ هر انتخاب طرح پاسخ یک شاخه</w:t>
+            </w:r>
+          </w:p>
+        </w:tc>
+        <w:tc>
+          <w:tcPr>
+            <w:tcW w:type="dxa" w:w="3402"/>
+          </w:tcPr>
+          <w:p>
+            <w:pPr>
+              <w:bidi/>
+              <w:jc w:val="right"/>
+            </w:pPr>
+            <w:r>
+              <w:rPr>
+                <w:rFonts w:ascii="Arial" w:hAnsi="Arial" w:cs="Arial"/>
+                <w:rtl/>
+              </w:rPr>
+            </w:r>
+            <w:r>
+              <w:rPr>
+                <w:rFonts w:ascii="Arial" w:hAnsi="Arial" w:cs="Arial"/>
+                <w:b w:val="0"/>
+                <w:sz w:val="18"/>
+                <w:rtl/>
+              </w:rPr>
+              <w:t>Cremer (چرا دلفی)</w:t>
+            </w:r>
+          </w:p>
+        </w:tc>
+      </w:tr>
+      <w:tr>
+        <w:tc>
+          <w:tcPr>
+            <w:tcW w:type="dxa" w:w="567"/>
+          </w:tcPr>
+          <w:p>
+            <w:pPr>
+              <w:bidi/>
+              <w:jc w:val="right"/>
+            </w:pPr>
+            <w:r>
+              <w:rPr>
+                <w:rFonts w:ascii="Arial" w:hAnsi="Arial" w:cs="Arial"/>
+                <w:rtl/>
+              </w:rPr>
+            </w:r>
+            <w:r>
+              <w:rPr>
+                <w:rFonts w:ascii="Arial" w:hAnsi="Arial" w:cs="Arial"/>
+                <w:b w:val="0"/>
+                <w:sz w:val="18"/>
+                <w:rtl/>
+              </w:rPr>
+              <w:t>11</w:t>
+            </w:r>
+          </w:p>
+        </w:tc>
+        <w:tc>
+          <w:tcPr>
+            <w:tcW w:type="dxa" w:w="1984"/>
+          </w:tcPr>
+          <w:p>
+            <w:pPr>
+              <w:bidi/>
+              <w:jc w:val="right"/>
+            </w:pPr>
+            <w:r>
+              <w:rPr>
+                <w:rFonts w:ascii="Arial" w:hAnsi="Arial" w:cs="Arial"/>
+                <w:rtl/>
+              </w:rPr>
+            </w:r>
+            <w:r>
+              <w:rPr>
+                <w:rFonts w:ascii="Arial" w:hAnsi="Arial" w:cs="Arial"/>
+                <w:b w:val="0"/>
+                <w:sz w:val="18"/>
+                <w:rtl/>
+              </w:rPr>
+              <w:t>پیش‌نمایش یافته‌ها</w:t>
+            </w:r>
+          </w:p>
+        </w:tc>
+        <w:tc>
+          <w:tcPr>
+            <w:tcW w:type="dxa" w:w="3118"/>
+          </w:tcPr>
+          <w:p>
+            <w:pPr>
+              <w:bidi/>
+              <w:jc w:val="right"/>
+            </w:pPr>
+            <w:r>
+              <w:rPr>
+                <w:rFonts w:ascii="Arial" w:hAnsi="Arial" w:cs="Arial"/>
+                <w:rtl/>
+              </w:rPr>
+            </w:r>
+            <w:r>
+              <w:rPr>
+                <w:rFonts w:ascii="Arial" w:hAnsi="Arial" w:cs="Arial"/>
+                <w:b w:val="0"/>
+                <w:sz w:val="18"/>
+                <w:rtl/>
+              </w:rPr>
+              <w:t>پس از تحلیل اضافه شود</w:t>
             </w:r>
           </w:p>
         </w:tc>
@@ -1355,7 +1917,7 @@
                 <w:sz w:val="18"/>
                 <w:rtl/>
               </w:rPr>
-              <w:t>7</w:t>
+              <w:t>12</w:t>
             </w:r>
           </w:p>
         </w:tc>
@@ -1381,7 +1943,7 @@
                 <w:sz w:val="18"/>
                 <w:rtl/>
               </w:rPr>
-              <w:t>زمینه</w:t>
+              <w:t>سهم‌ها</w:t>
             </w:r>
           </w:p>
         </w:tc>
@@ -1407,113 +1969,7 @@
                 <w:sz w:val="18"/>
                 <w:rtl/>
               </w:rPr>
-              <w:t>چرا ایران و چرا نظریه مهم است</w:t>
-            </w:r>
-          </w:p>
-        </w:tc>
-        <w:tc>
-          <w:tcPr>
-            <w:tcW w:type="dxa" w:w="3402"/>
-          </w:tcPr>
-          <w:p>
-            <w:pPr>
-              <w:bidi/>
-              <w:jc w:val="right"/>
-            </w:pPr>
-            <w:r>
-              <w:rPr>
-                <w:rFonts w:ascii="Arial" w:hAnsi="Arial" w:cs="Arial"/>
-                <w:rtl/>
-              </w:rPr>
-            </w:r>
-            <w:r>
-              <w:rPr>
-                <w:rFonts w:ascii="Arial" w:hAnsi="Arial" w:cs="Arial"/>
-                <w:b w:val="0"/>
-                <w:sz w:val="18"/>
-                <w:rtl/>
-              </w:rPr>
-              <w:t>DiMaggio &amp; Powell; Donaldson</w:t>
-            </w:r>
-          </w:p>
-        </w:tc>
-      </w:tr>
-      <w:tr>
-        <w:tc>
-          <w:tcPr>
-            <w:tcW w:type="dxa" w:w="567"/>
-          </w:tcPr>
-          <w:p>
-            <w:pPr>
-              <w:bidi/>
-              <w:jc w:val="right"/>
-            </w:pPr>
-            <w:r>
-              <w:rPr>
-                <w:rFonts w:ascii="Arial" w:hAnsi="Arial" w:cs="Arial"/>
-                <w:rtl/>
-              </w:rPr>
-            </w:r>
-            <w:r>
-              <w:rPr>
-                <w:rFonts w:ascii="Arial" w:hAnsi="Arial" w:cs="Arial"/>
-                <w:b w:val="0"/>
-                <w:sz w:val="18"/>
-                <w:rtl/>
-              </w:rPr>
-              <w:t>8</w:t>
-            </w:r>
-          </w:p>
-        </w:tc>
-        <w:tc>
-          <w:tcPr>
-            <w:tcW w:type="dxa" w:w="1984"/>
-          </w:tcPr>
-          <w:p>
-            <w:pPr>
-              <w:bidi/>
-              <w:jc w:val="right"/>
-            </w:pPr>
-            <w:r>
-              <w:rPr>
-                <w:rFonts w:ascii="Arial" w:hAnsi="Arial" w:cs="Arial"/>
-                <w:rtl/>
-              </w:rPr>
-            </w:r>
-            <w:r>
-              <w:rPr>
-                <w:rFonts w:ascii="Arial" w:hAnsi="Arial" w:cs="Arial"/>
-                <w:b w:val="0"/>
-                <w:sz w:val="18"/>
-                <w:rtl/>
-              </w:rPr>
-              <w:t>پر کردن شکاف</w:t>
-            </w:r>
-          </w:p>
-        </w:tc>
-        <w:tc>
-          <w:tcPr>
-            <w:tcW w:type="dxa" w:w="3118"/>
-          </w:tcPr>
-          <w:p>
-            <w:pPr>
-              <w:bidi/>
-              <w:jc w:val="right"/>
-            </w:pPr>
-            <w:r>
-              <w:rPr>
-                <w:rFonts w:ascii="Arial" w:hAnsi="Arial" w:cs="Arial"/>
-                <w:rtl/>
-              </w:rPr>
-            </w:r>
-            <w:r>
-              <w:rPr>
-                <w:rFonts w:ascii="Arial" w:hAnsi="Arial" w:cs="Arial"/>
-                <w:b w:val="0"/>
-                <w:sz w:val="18"/>
-                <w:rtl/>
-              </w:rPr>
-              <w:t>پرسش‌ها و طرح سه‌گامی</w:t>
+              <w:t>چهار سهم و مخاطبان عملی</w:t>
             </w:r>
           </w:p>
         </w:tc>
@@ -1567,7 +2023,7 @@
                 <w:sz w:val="18"/>
                 <w:rtl/>
               </w:rPr>
-              <w:t>9</w:t>
+              <w:t>13</w:t>
             </w:r>
           </w:p>
         </w:tc>
@@ -1593,7 +2049,7 @@
                 <w:sz w:val="18"/>
                 <w:rtl/>
               </w:rPr>
-              <w:t>پیش‌نمایش یافته‌ها</w:t>
+              <w:t>پایان و ساختار</w:t>
             </w:r>
           </w:p>
         </w:tc>
@@ -1619,219 +2075,7 @@
                 <w:sz w:val="18"/>
                 <w:rtl/>
               </w:rPr>
-              <w:t>پس از تحلیل نوشته شود</w:t>
-            </w:r>
-          </w:p>
-        </w:tc>
-        <w:tc>
-          <w:tcPr>
-            <w:tcW w:type="dxa" w:w="3402"/>
-          </w:tcPr>
-          <w:p>
-            <w:pPr>
-              <w:bidi/>
-              <w:jc w:val="right"/>
-            </w:pPr>
-            <w:r>
-              <w:rPr>
-                <w:rFonts w:ascii="Arial" w:hAnsi="Arial" w:cs="Arial"/>
-                <w:rtl/>
-              </w:rPr>
-            </w:r>
-            <w:r>
-              <w:rPr>
-                <w:rFonts w:ascii="Arial" w:hAnsi="Arial" w:cs="Arial"/>
-                <w:b w:val="0"/>
-                <w:sz w:val="18"/>
-                <w:rtl/>
-              </w:rPr>
-              <w:t>—</w:t>
-            </w:r>
-          </w:p>
-        </w:tc>
-      </w:tr>
-      <w:tr>
-        <w:tc>
-          <w:tcPr>
-            <w:tcW w:type="dxa" w:w="567"/>
-          </w:tcPr>
-          <w:p>
-            <w:pPr>
-              <w:bidi/>
-              <w:jc w:val="right"/>
-            </w:pPr>
-            <w:r>
-              <w:rPr>
-                <w:rFonts w:ascii="Arial" w:hAnsi="Arial" w:cs="Arial"/>
-                <w:rtl/>
-              </w:rPr>
-            </w:r>
-            <w:r>
-              <w:rPr>
-                <w:rFonts w:ascii="Arial" w:hAnsi="Arial" w:cs="Arial"/>
-                <w:b w:val="0"/>
-                <w:sz w:val="18"/>
-                <w:rtl/>
-              </w:rPr>
-              <w:t>10</w:t>
-            </w:r>
-          </w:p>
-        </w:tc>
-        <w:tc>
-          <w:tcPr>
-            <w:tcW w:type="dxa" w:w="1984"/>
-          </w:tcPr>
-          <w:p>
-            <w:pPr>
-              <w:bidi/>
-              <w:jc w:val="right"/>
-            </w:pPr>
-            <w:r>
-              <w:rPr>
-                <w:rFonts w:ascii="Arial" w:hAnsi="Arial" w:cs="Arial"/>
-                <w:rtl/>
-              </w:rPr>
-            </w:r>
-            <w:r>
-              <w:rPr>
-                <w:rFonts w:ascii="Arial" w:hAnsi="Arial" w:cs="Arial"/>
-                <w:b w:val="0"/>
-                <w:sz w:val="18"/>
-                <w:rtl/>
-              </w:rPr>
-              <w:t>سهم پژوهش</w:t>
-            </w:r>
-          </w:p>
-        </w:tc>
-        <w:tc>
-          <w:tcPr>
-            <w:tcW w:type="dxa" w:w="3118"/>
-          </w:tcPr>
-          <w:p>
-            <w:pPr>
-              <w:bidi/>
-              <w:jc w:val="right"/>
-            </w:pPr>
-            <w:r>
-              <w:rPr>
-                <w:rFonts w:ascii="Arial" w:hAnsi="Arial" w:cs="Arial"/>
-                <w:rtl/>
-              </w:rPr>
-            </w:r>
-            <w:r>
-              <w:rPr>
-                <w:rFonts w:ascii="Arial" w:hAnsi="Arial" w:cs="Arial"/>
-                <w:b w:val="0"/>
-                <w:sz w:val="18"/>
-                <w:rtl/>
-              </w:rPr>
-              <w:t>نظری، روشی، عملی</w:t>
-            </w:r>
-          </w:p>
-        </w:tc>
-        <w:tc>
-          <w:tcPr>
-            <w:tcW w:type="dxa" w:w="3402"/>
-          </w:tcPr>
-          <w:p>
-            <w:pPr>
-              <w:bidi/>
-              <w:jc w:val="right"/>
-            </w:pPr>
-            <w:r>
-              <w:rPr>
-                <w:rFonts w:ascii="Arial" w:hAnsi="Arial" w:cs="Arial"/>
-                <w:rtl/>
-              </w:rPr>
-            </w:r>
-            <w:r>
-              <w:rPr>
-                <w:rFonts w:ascii="Arial" w:hAnsi="Arial" w:cs="Arial"/>
-                <w:b w:val="0"/>
-                <w:sz w:val="18"/>
-                <w:rtl/>
-              </w:rPr>
-              <w:t>—</w:t>
-            </w:r>
-          </w:p>
-        </w:tc>
-      </w:tr>
-      <w:tr>
-        <w:tc>
-          <w:tcPr>
-            <w:tcW w:type="dxa" w:w="567"/>
-          </w:tcPr>
-          <w:p>
-            <w:pPr>
-              <w:bidi/>
-              <w:jc w:val="right"/>
-            </w:pPr>
-            <w:r>
-              <w:rPr>
-                <w:rFonts w:ascii="Arial" w:hAnsi="Arial" w:cs="Arial"/>
-                <w:rtl/>
-              </w:rPr>
-            </w:r>
-            <w:r>
-              <w:rPr>
-                <w:rFonts w:ascii="Arial" w:hAnsi="Arial" w:cs="Arial"/>
-                <w:b w:val="0"/>
-                <w:sz w:val="18"/>
-                <w:rtl/>
-              </w:rPr>
-              <w:t>11</w:t>
-            </w:r>
-          </w:p>
-        </w:tc>
-        <w:tc>
-          <w:tcPr>
-            <w:tcW w:type="dxa" w:w="1984"/>
-          </w:tcPr>
-          <w:p>
-            <w:pPr>
-              <w:bidi/>
-              <w:jc w:val="right"/>
-            </w:pPr>
-            <w:r>
-              <w:rPr>
-                <w:rFonts w:ascii="Arial" w:hAnsi="Arial" w:cs="Arial"/>
-                <w:rtl/>
-              </w:rPr>
-            </w:r>
-            <w:r>
-              <w:rPr>
-                <w:rFonts w:ascii="Arial" w:hAnsi="Arial" w:cs="Arial"/>
-                <w:b w:val="0"/>
-                <w:sz w:val="18"/>
-                <w:rtl/>
-              </w:rPr>
-              <w:t>ساختار مقاله</w:t>
-            </w:r>
-          </w:p>
-        </w:tc>
-        <w:tc>
-          <w:tcPr>
-            <w:tcW w:type="dxa" w:w="3118"/>
-          </w:tcPr>
-          <w:p>
-            <w:pPr>
-              <w:bidi/>
-              <w:jc w:val="right"/>
-            </w:pPr>
-            <w:r>
-              <w:rPr>
-                <w:rFonts w:ascii="Arial" w:hAnsi="Arial" w:cs="Arial"/>
-                <w:rtl/>
-              </w:rPr>
-            </w:r>
-            <w:r>
-              <w:rPr>
-                <w:rFonts w:ascii="Arial" w:hAnsi="Arial" w:cs="Arial"/>
-                <w:b w:val="0"/>
-                <w:sz w:val="18"/>
-                <w:rtl/>
-              </w:rPr>
-              <w:t>مرور بخش‌ها</w:t>
+              <w:t>مخاطرات، سپس مرور بخش‌ها</w:t>
             </w:r>
           </w:p>
         </w:tc>
